--- a/projects/valuepickr-open-screen/docs/Virtual Galaxy Infotech.docx
+++ b/projects/valuepickr-open-screen/docs/Virtual Galaxy Infotech.docx
@@ -2984,6 +2984,187 @@
           <w:szCs w:val="18"/>
         </w:rPr>
         <w:t xml:space="preserve">This is independent research and analysis for informational purposes only, not personalized financial or investment advice. Past multi-bagger performance and forum/social sentiment are not indicators of future returns. Do your own due diligence before investing.</w:t>
+      </w:r>
+    </w:p>
+    <w:p/>
+    <w:p>
+      <w:r>
+        <w:rPr>
+          <w:b/>
+          <w:sz w:val="28"/>
+        </w:rPr>
+        <w:t>🔄 RESEARCH UPDATE - 2026-10-05</w:t>
+      </w:r>
+    </w:p>
+    <w:p>
+      <w:r>
+        <w:rPr>
+          <w:b/>
+        </w:rPr>
+        <w:t>📊 Key Metrics:</w:t>
+      </w:r>
+    </w:p>
+    <w:p>
+      <w:pPr>
+        <w:ind w:left="360"/>
+      </w:pPr>
+      <w:r>
+        <w:t xml:space="preserve">  • Company: Virtual Galaxy Infotech Ltd</w:t>
+      </w:r>
+    </w:p>
+    <w:p>
+      <w:pPr>
+        <w:ind w:left="360"/>
+      </w:pPr>
+      <w:r>
+        <w:t xml:space="preserve">  • Conviction: Not rated</w:t>
+      </w:r>
+    </w:p>
+    <w:p>
+      <w:pPr>
+        <w:ind w:left="360"/>
+      </w:pPr>
+      <w:r>
+        <w:t xml:space="preserve">  • Thesis: 10x-in-2-3-years</w:t>
+      </w:r>
+    </w:p>
+    <w:p>
+      <w:pPr>
+        <w:ind w:left="360"/>
+      </w:pPr>
+      <w:r>
+        <w:t xml:space="preserve">  • 4-Box Score: 4.0</w:t>
+      </w:r>
+    </w:p>
+    <w:p>
+      <w:pPr>
+        <w:ind w:left="360"/>
+      </w:pPr>
+      <w:r>
+        <w:t xml:space="preserve">  • Research Date: 2026-09-05</w:t>
+      </w:r>
+    </w:p>
+    <w:p>
+      <w:pPr>
+        <w:ind w:left="360"/>
+      </w:pPr>
+      <w:r>
+        <w:t xml:space="preserve">  • Red Flag: None</w:t>
+      </w:r>
+    </w:p>
+    <w:p/>
+    <w:p>
+      <w:r>
+        <w:rPr>
+          <w:b/>
+        </w:rPr>
+        <w:t>📝 Verdict:</w:t>
+      </w:r>
+    </w:p>
+    <w:p>
+      <w:pPr>
+        <w:ind w:left="360"/>
+      </w:pPr>
+      <w:r>
+        <w:t>Asset-light BFSI software-product company growing 50-60% at a 46% EBITDA margin and ~47% ROE, ~42% recurring, order book 2x YoY, a dated Rs 500 Cr-by-FY29 target - and only ~10x TTM earnings. Deep-dive pass 1: the FY24 margin step-up has now repeated for two more years (FY25, FY26) and debtor days have improved, not worsened. thesis_fit 10x-in-2-3-years, conviction Medium-High.</w:t>
+      </w:r>
+    </w:p>
+    <w:p/>
+    <w:p>
+      <w:r>
+        <w:rPr>
+          <w:b/>
+        </w:rPr>
+        <w:t>📈 Bull Case:</w:t>
+      </w:r>
+    </w:p>
+    <w:p>
+      <w:pPr>
+        <w:ind w:left="360"/>
+      </w:pPr>
+      <w:r>
+        <w:t>Product-led BFSI software: FY26 revenue +52% to Rs 182 Cr at 46% EBITDA / 25% PAT margin, ~47% ROE, ~42% recurring - and only ~10x TTM earnings</w:t>
+      </w:r>
+    </w:p>
+    <w:p>
+      <w:pPr>
+        <w:ind w:left="360"/>
+      </w:pPr>
+      <w:r>
+        <w:t>Order book doubled YoY to Rs 145.5 Cr; record 97 core-banking branches added in FY26</w:t>
+      </w:r>
+    </w:p>
+    <w:p>
+      <w:pPr>
+        <w:ind w:left="360"/>
+      </w:pPr>
+      <w:r>
+        <w:t>Dated management target: ~Rs 500 Cr revenue by FY29 (~40% CAGR) with 40-50% FY27 growth reiterated</w:t>
+      </w:r>
+    </w:p>
+    <w:p>
+      <w:pPr>
+        <w:ind w:left="360"/>
+      </w:pPr>
+      <w:r>
+        <w:t>First international wins (Botswana USD 1.1M, Zimbabwe) plus a Konkan Railway MoU - the product and the model travel beyond the co-op niche</w:t>
+      </w:r>
+    </w:p>
+    <w:p>
+      <w:pPr>
+        <w:ind w:left="360"/>
+      </w:pPr>
+      <w:r>
+        <w:t>Asset-light, cash-generative, clean promoter holding</w:t>
+      </w:r>
+    </w:p>
+    <w:p/>
+    <w:p>
+      <w:r>
+        <w:rPr>
+          <w:b/>
+        </w:rPr>
+        <w:t>📉 Bear Case:</w:t>
+      </w:r>
+    </w:p>
+    <w:p>
+      <w:pPr>
+        <w:ind w:left="360"/>
+      </w:pPr>
+      <w:r>
+        <w:t>FY24 PAT margin jumped abruptly from ~3% (FY22/FY23) to ~26.5% in a single year while revenue growth was slow (+~6%) that year - screener.in flags possible capitalised interest; FY25/FY26 repeating the high margin argues it's structural but pre-dates full audited scrutiny</w:t>
+      </w:r>
+    </w:p>
+    <w:p>
+      <w:pPr>
+        <w:ind w:left="360"/>
+      </w:pPr>
+      <w:r>
+        <w:t>Client concentration in small district-cooperative / RRB / urban co-op banks and government counterparties - slow payment, receivables risk (debtor days did improve to ~65 in FY26 from a worse ~146 read in FY24, easing this)</w:t>
+      </w:r>
+    </w:p>
+    <w:p>
+      <w:pPr>
+        <w:ind w:left="360"/>
+      </w:pPr>
+      <w:r>
+        <w:t>Competitive core-banking segment (Infrasoft, Intellect, TCS BaNCS, Nelito) - switching is sticky but new-bank wins are contested</w:t>
+      </w:r>
+    </w:p>
+    <w:p>
+      <w:pPr>
+        <w:ind w:left="360"/>
+      </w:pPr>
+      <w:r>
+        <w:t>NSE SME: ~1-year listed history, thin liquidity, no analyst/forum scrutiny, eventual main-board migration overhang</w:t>
+      </w:r>
+    </w:p>
+    <w:p>
+      <w:pPr>
+        <w:ind w:left="360"/>
+      </w:pPr>
+      <w:r>
+        <w:t>Guidance credibility is still being established - only ~1 year of public quarterly results exist to judge management's promise-vs-delivery record</w:t>
       </w:r>
     </w:p>
     <w:sectPr>
